--- a/Evidence/Test Report for CacheView component with Live Components.docx
+++ b/Evidence/Test Report for CacheView component with Live Components.docx
@@ -363,15 +363,123 @@
                 <w:rPr>
                   <w:rStyle w:val="Hyperlink"/>
                 </w:rPr>
-                <w:t>Link</w:t>
+                <w:t>Alica</w:t>
               </w:r>
             </w:hyperlink>
           </w:p>
+          <w:p/>
+          <w:p>
+            <w:hyperlink r:id="rId7" w:history="1">
+              <w:r>
+                <w:rPr>
+                  <w:rStyle w:val="Hyperlink"/>
+                </w:rPr>
+                <w:t>Bob</w:t>
+              </w:r>
+            </w:hyperlink>
+          </w:p>
         </w:tc>
         <w:tc>
           <w:tcPr>
             <w:tcW w:w="2506" w:type="dxa"/>
           </w:tcPr>
+          <w:p>
+            <w:hyperlink r:id="rId8" w:history="1">
+              <w:r>
+                <w:rPr>
+                  <w:rStyle w:val="Hyperlink"/>
+                </w:rPr>
+                <w:t>Alica-Cold-warm</w:t>
+              </w:r>
+            </w:hyperlink>
+          </w:p>
+          <w:p/>
+          <w:p>
+            <w:hyperlink r:id="rId9" w:history="1">
+              <w:r>
+                <w:rPr>
+                  <w:rStyle w:val="Hyperlink"/>
+                </w:rPr>
+                <w:t>Bob-Cold-warm</w:t>
+              </w:r>
+            </w:hyperlink>
+          </w:p>
+          <w:p/>
+          <w:p/>
+        </w:tc>
+      </w:tr>
+      <w:tr>
+        <w:tc>
+          <w:tcPr>
+            <w:tcW w:w="2518" w:type="dxa"/>
+          </w:tcPr>
+          <w:p>
+            <w:r>
+              <w:t>All five elements appear in the same order and position on a warm load as on a cold one.</w:t>
+            </w:r>
+          </w:p>
+        </w:tc>
+        <w:tc>
+          <w:tcPr>
+            <w:tcW w:w="2293" w:type="dxa"/>
+          </w:tcPr>
+          <w:p>
+            <w:r>
+              <w:t>Pass</w:t>
+            </w:r>
+          </w:p>
+        </w:tc>
+        <w:tc>
+          <w:tcPr>
+            <w:tcW w:w="2033" w:type="dxa"/>
+          </w:tcPr>
+          <w:p>
+            <w:hyperlink r:id="rId10" w:history="1">
+              <w:r>
+                <w:rPr>
+                  <w:rStyle w:val="Hyperlink"/>
+                </w:rPr>
+                <w:t>Alica</w:t>
+              </w:r>
+            </w:hyperlink>
+          </w:p>
+          <w:p/>
+          <w:p>
+            <w:hyperlink r:id="rId11" w:history="1">
+              <w:r>
+                <w:rPr>
+                  <w:rStyle w:val="Hyperlink"/>
+                </w:rPr>
+                <w:t>Bob</w:t>
+              </w:r>
+            </w:hyperlink>
+          </w:p>
+        </w:tc>
+        <w:tc>
+          <w:tcPr>
+            <w:tcW w:w="2506" w:type="dxa"/>
+          </w:tcPr>
+          <w:p>
+            <w:hyperlink r:id="rId12" w:history="1">
+              <w:r>
+                <w:rPr>
+                  <w:rStyle w:val="Hyperlink"/>
+                </w:rPr>
+                <w:t>Alica-Cold-warm</w:t>
+              </w:r>
+            </w:hyperlink>
+          </w:p>
+          <w:p/>
+          <w:p>
+            <w:hyperlink r:id="rId13" w:history="1">
+              <w:r>
+                <w:rPr>
+                  <w:rStyle w:val="Hyperlink"/>
+                </w:rPr>
+                <w:t>Bob-Cold-warm</w:t>
+              </w:r>
+            </w:hyperlink>
+          </w:p>
           <w:p>
             <w:pPr>
               <w:rPr>
@@ -379,13 +487,6 @@
                 <w:bCs/>
               </w:rPr>
             </w:pPr>
-            <w:r>
-              <w:rPr>
-                <w:b/>
-                <w:bCs/>
-              </w:rPr>
-              <w:t>-</w:t>
-            </w:r>
           </w:p>
         </w:tc>
       </w:tr>
@@ -396,7 +497,7 @@
           </w:tcPr>
           <w:p>
             <w:r>
-              <w:t>All five elements appear in the same order and position on a warm load as on a cold one.</w:t>
+              <w:t>The two copies of the same live component keep their own captions on a warm load and are not swapped.</w:t>
             </w:r>
           </w:p>
         </w:tc>
@@ -415,20 +516,52 @@
             <w:tcW w:w="2033" w:type="dxa"/>
           </w:tcPr>
           <w:p>
-            <w:hyperlink r:id="rId7" w:history="1">
+            <w:hyperlink r:id="rId14" w:history="1">
               <w:r>
                 <w:rPr>
                   <w:rStyle w:val="Hyperlink"/>
                 </w:rPr>
-                <w:t>Link</w:t>
+                <w:t>Alica</w:t>
               </w:r>
             </w:hyperlink>
           </w:p>
+          <w:p/>
+          <w:p>
+            <w:hyperlink r:id="rId15" w:history="1">
+              <w:r>
+                <w:rPr>
+                  <w:rStyle w:val="Hyperlink"/>
+                </w:rPr>
+                <w:t>Bob</w:t>
+              </w:r>
+            </w:hyperlink>
+          </w:p>
         </w:tc>
         <w:tc>
           <w:tcPr>
             <w:tcW w:w="2506" w:type="dxa"/>
           </w:tcPr>
+          <w:p>
+            <w:hyperlink r:id="rId16" w:history="1">
+              <w:r>
+                <w:rPr>
+                  <w:rStyle w:val="Hyperlink"/>
+                </w:rPr>
+                <w:t>Alica-Cold-warm</w:t>
+              </w:r>
+            </w:hyperlink>
+          </w:p>
+          <w:p/>
+          <w:p>
+            <w:hyperlink r:id="rId17" w:history="1">
+              <w:r>
+                <w:rPr>
+                  <w:rStyle w:val="Hyperlink"/>
+                </w:rPr>
+                <w:t>Bob-Cold-warm</w:t>
+              </w:r>
+            </w:hyperlink>
+          </w:p>
           <w:p>
             <w:pPr>
               <w:rPr>
@@ -436,70 +569,6 @@
                 <w:bCs/>
               </w:rPr>
             </w:pPr>
-            <w:r>
-              <w:rPr>
-                <w:b/>
-                <w:bCs/>
-              </w:rPr>
-              <w:t>-</w:t>
-            </w:r>
-          </w:p>
-        </w:tc>
-      </w:tr>
-      <w:tr>
-        <w:tc>
-          <w:tcPr>
-            <w:tcW w:w="2518" w:type="dxa"/>
-          </w:tcPr>
-          <w:p>
-            <w:r>
-              <w:t>The two copies of the same live component keep their own captions on a warm load and are not swapped.</w:t>
-            </w:r>
-          </w:p>
-        </w:tc>
-        <w:tc>
-          <w:tcPr>
-            <w:tcW w:w="2293" w:type="dxa"/>
-          </w:tcPr>
-          <w:p>
-            <w:r>
-              <w:t>Pass</w:t>
-            </w:r>
-          </w:p>
-        </w:tc>
-        <w:tc>
-          <w:tcPr>
-            <w:tcW w:w="2033" w:type="dxa"/>
-          </w:tcPr>
-          <w:p>
-            <w:hyperlink r:id="rId8" w:history="1">
-              <w:r>
-                <w:rPr>
-                  <w:rStyle w:val="Hyperlink"/>
-                </w:rPr>
-                <w:t>Link</w:t>
-              </w:r>
-            </w:hyperlink>
-          </w:p>
-        </w:tc>
-        <w:tc>
-          <w:tcPr>
-            <w:tcW w:w="2506" w:type="dxa"/>
-          </w:tcPr>
-          <w:p>
-            <w:pPr>
-              <w:rPr>
-                <w:b/>
-                <w:bCs/>
-              </w:rPr>
-            </w:pPr>
-            <w:r>
-              <w:rPr>
-                <w:b/>
-                <w:bCs/>
-              </w:rPr>
-              <w:t>-</w:t>
-            </w:r>
           </w:p>
         </w:tc>
       </w:tr>
@@ -534,20 +603,52 @@
             <w:tcW w:w="2033" w:type="dxa"/>
           </w:tcPr>
           <w:p>
-            <w:hyperlink r:id="rId9" w:history="1">
+            <w:hyperlink r:id="rId18" w:history="1">
               <w:r>
                 <w:rPr>
                   <w:rStyle w:val="Hyperlink"/>
                 </w:rPr>
-                <w:t>Link</w:t>
+                <w:t>Alica</w:t>
               </w:r>
             </w:hyperlink>
           </w:p>
+          <w:p/>
+          <w:p>
+            <w:hyperlink r:id="rId19" w:history="1">
+              <w:r>
+                <w:rPr>
+                  <w:rStyle w:val="Hyperlink"/>
+                </w:rPr>
+                <w:t>Bob</w:t>
+              </w:r>
+            </w:hyperlink>
+          </w:p>
         </w:tc>
         <w:tc>
           <w:tcPr>
             <w:tcW w:w="2506" w:type="dxa"/>
           </w:tcPr>
+          <w:p>
+            <w:hyperlink r:id="rId20" w:history="1">
+              <w:r>
+                <w:rPr>
+                  <w:rStyle w:val="Hyperlink"/>
+                </w:rPr>
+                <w:t>Alica-Cold-warm</w:t>
+              </w:r>
+            </w:hyperlink>
+          </w:p>
+          <w:p/>
+          <w:p>
+            <w:hyperlink r:id="rId21" w:history="1">
+              <w:r>
+                <w:rPr>
+                  <w:rStyle w:val="Hyperlink"/>
+                </w:rPr>
+                <w:t>Bob-Cold-warm</w:t>
+              </w:r>
+            </w:hyperlink>
+          </w:p>
           <w:p>
             <w:pPr>
               <w:rPr>
@@ -555,13 +656,6 @@
                 <w:bCs/>
               </w:rPr>
             </w:pPr>
-            <w:r>
-              <w:rPr>
-                <w:b/>
-                <w:bCs/>
-              </w:rPr>
-              <w:t>-</w:t>
-            </w:r>
           </w:p>
         </w:tc>
       </w:tr>
@@ -591,20 +685,52 @@
             <w:tcW w:w="2033" w:type="dxa"/>
           </w:tcPr>
           <w:p>
-            <w:hyperlink r:id="rId10" w:history="1">
+            <w:hyperlink r:id="rId22" w:history="1">
               <w:r>
                 <w:rPr>
                   <w:rStyle w:val="Hyperlink"/>
                 </w:rPr>
-                <w:t>Link</w:t>
+                <w:t>Alica</w:t>
               </w:r>
             </w:hyperlink>
           </w:p>
+          <w:p/>
+          <w:p>
+            <w:hyperlink r:id="rId23" w:history="1">
+              <w:r>
+                <w:rPr>
+                  <w:rStyle w:val="Hyperlink"/>
+                </w:rPr>
+                <w:t>Bob</w:t>
+              </w:r>
+            </w:hyperlink>
+          </w:p>
         </w:tc>
         <w:tc>
           <w:tcPr>
             <w:tcW w:w="2506" w:type="dxa"/>
           </w:tcPr>
+          <w:p>
+            <w:hyperlink r:id="rId24" w:history="1">
+              <w:r>
+                <w:rPr>
+                  <w:rStyle w:val="Hyperlink"/>
+                </w:rPr>
+                <w:t>Alica-Cold-warm</w:t>
+              </w:r>
+            </w:hyperlink>
+          </w:p>
+          <w:p/>
+          <w:p>
+            <w:hyperlink r:id="rId25" w:history="1">
+              <w:r>
+                <w:rPr>
+                  <w:rStyle w:val="Hyperlink"/>
+                </w:rPr>
+                <w:t>Bob-Cold-warm</w:t>
+              </w:r>
+            </w:hyperlink>
+          </w:p>
           <w:p>
             <w:pPr>
               <w:rPr>
@@ -612,13 +738,6 @@
                 <w:bCs/>
               </w:rPr>
             </w:pPr>
-            <w:r>
-              <w:rPr>
-                <w:b/>
-                <w:bCs/>
-              </w:rPr>
-              <w:t>-</w:t>
-            </w:r>
           </w:p>
         </w:tc>
       </w:tr>

--- a/Evidence/Test Report for CacheView component with Live Components.docx
+++ b/Evidence/Test Report for CacheView component with Live Components.docx
@@ -118,7 +118,42 @@
         <w:t xml:space="preserve"> </w:t>
       </w:r>
       <w:r>
-        <w:t>Static SSR sample</w:t>
+        <w:t xml:space="preserve">Static </w:t>
+      </w:r>
+      <w:proofErr w:type="gramStart"/>
+      <w:r>
+        <w:t xml:space="preserve">SSR </w:t>
+      </w:r>
+      <w:r>
+        <w:t>,</w:t>
+      </w:r>
+      <w:proofErr w:type="gramEnd"/>
+      <w:r>
+        <w:t xml:space="preserve"> cookie authentication, separate sessions, </w:t>
+      </w:r>
+      <w:proofErr w:type="spellStart"/>
+      <w:r>
+        <w:t>VaryByUser</w:t>
+      </w:r>
+      <w:proofErr w:type="spellEnd"/>
+      <w:r>
+        <w:t xml:space="preserve">, cache lifetime, </w:t>
+      </w:r>
+      <w:proofErr w:type="spellStart"/>
+      <w:r>
+        <w:t>CacheBehavior.Rerender</w:t>
+      </w:r>
+      <w:proofErr w:type="spellEnd"/>
+      <w:r>
+        <w:t xml:space="preserve">, </w:t>
+      </w:r>
+      <w:proofErr w:type="spellStart"/>
+      <w:r>
+        <w:t>StreamRendering</w:t>
+      </w:r>
+      <w:proofErr w:type="spellEnd"/>
+      <w:r>
+        <w:t>, and child-owned delay.</w:t>
       </w:r>
     </w:p>
     <w:p>
@@ -237,10 +272,10 @@
         <w:tblLook w:val="04A0" w:firstRow="1" w:lastRow="0" w:firstColumn="1" w:lastColumn="0" w:noHBand="0" w:noVBand="1"/>
       </w:tblPr>
       <w:tblGrid>
-        <w:gridCol w:w="2518"/>
-        <w:gridCol w:w="2293"/>
-        <w:gridCol w:w="2033"/>
-        <w:gridCol w:w="2506"/>
+        <w:gridCol w:w="2448"/>
+        <w:gridCol w:w="2152"/>
+        <w:gridCol w:w="1949"/>
+        <w:gridCol w:w="2801"/>
       </w:tblGrid>
       <w:tr>
         <w:tc>
@@ -363,9 +398,12 @@
                 <w:rPr>
                   <w:rStyle w:val="Hyperlink"/>
                 </w:rPr>
-                <w:t>Alica</w:t>
+                <w:t>Alic</w:t>
               </w:r>
             </w:hyperlink>
+            <w:r>
+              <w:t>e</w:t>
+            </w:r>
           </w:p>
           <w:p/>
           <w:p>
@@ -389,7 +427,19 @@
                 <w:rPr>
                   <w:rStyle w:val="Hyperlink"/>
                 </w:rPr>
-                <w:t>Alica-Cold-warm</w:t>
+                <w:t>Alic</w:t>
+              </w:r>
+              <w:r>
+                <w:rPr>
+                  <w:rStyle w:val="Hyperlink"/>
+                </w:rPr>
+                <w:t>e</w:t>
+              </w:r>
+              <w:r>
+                <w:rPr>
+                  <w:rStyle w:val="Hyperlink"/>
+                </w:rPr>
+                <w:t>-Cold-warm</w:t>
               </w:r>
             </w:hyperlink>
           </w:p>
@@ -439,9 +489,12 @@
                 <w:rPr>
                   <w:rStyle w:val="Hyperlink"/>
                 </w:rPr>
-                <w:t>Alica</w:t>
+                <w:t>Alic</w:t>
               </w:r>
             </w:hyperlink>
+            <w:r>
+              <w:t>e</w:t>
+            </w:r>
           </w:p>
           <w:p/>
           <w:p>
@@ -465,7 +518,19 @@
                 <w:rPr>
                   <w:rStyle w:val="Hyperlink"/>
                 </w:rPr>
-                <w:t>Alica-Cold-warm</w:t>
+                <w:t>Alic</w:t>
+              </w:r>
+              <w:r>
+                <w:rPr>
+                  <w:rStyle w:val="Hyperlink"/>
+                </w:rPr>
+                <w:t>e</w:t>
+              </w:r>
+              <w:r>
+                <w:rPr>
+                  <w:rStyle w:val="Hyperlink"/>
+                </w:rPr>
+                <w:t>-Cold-warm</w:t>
               </w:r>
             </w:hyperlink>
           </w:p>
@@ -521,9 +586,12 @@
                 <w:rPr>
                   <w:rStyle w:val="Hyperlink"/>
                 </w:rPr>
-                <w:t>Alica</w:t>
+                <w:t>Alic</w:t>
               </w:r>
             </w:hyperlink>
+            <w:r>
+              <w:t>e</w:t>
+            </w:r>
           </w:p>
           <w:p/>
           <w:p>
@@ -547,7 +615,19 @@
                 <w:rPr>
                   <w:rStyle w:val="Hyperlink"/>
                 </w:rPr>
-                <w:t>Alica-Cold-warm</w:t>
+                <w:t>Alic</w:t>
+              </w:r>
+              <w:r>
+                <w:rPr>
+                  <w:rStyle w:val="Hyperlink"/>
+                </w:rPr>
+                <w:t>e</w:t>
+              </w:r>
+              <w:r>
+                <w:rPr>
+                  <w:rStyle w:val="Hyperlink"/>
+                </w:rPr>
+                <w:t>-Cold-warm</w:t>
               </w:r>
             </w:hyperlink>
           </w:p>
@@ -579,11 +659,8 @@
           </w:tcPr>
           <w:p>
             <w:r>
-              <w:t xml:space="preserve">On the second user's cold and warm loads, nothing inside the </w:t>
-            </w:r>
-            <w:r>
               <w:lastRenderedPageBreak/>
-              <w:t>section shows the first user's identity.</w:t>
+              <w:t>On the second user's cold and warm loads, nothing inside the section shows the first user's identity.</w:t>
             </w:r>
           </w:p>
         </w:tc>
@@ -593,7 +670,6 @@
           </w:tcPr>
           <w:p>
             <w:r>
-              <w:lastRenderedPageBreak/>
               <w:t>Pass</w:t>
             </w:r>
           </w:p>
@@ -608,9 +684,12 @@
                 <w:rPr>
                   <w:rStyle w:val="Hyperlink"/>
                 </w:rPr>
-                <w:t>Alica</w:t>
+                <w:t>Alic</w:t>
               </w:r>
             </w:hyperlink>
+            <w:r>
+              <w:t>e</w:t>
+            </w:r>
           </w:p>
           <w:p/>
           <w:p>
@@ -634,7 +713,19 @@
                 <w:rPr>
                   <w:rStyle w:val="Hyperlink"/>
                 </w:rPr>
-                <w:t>Alica-Cold-warm</w:t>
+                <w:t>Alic</w:t>
+              </w:r>
+              <w:r>
+                <w:rPr>
+                  <w:rStyle w:val="Hyperlink"/>
+                </w:rPr>
+                <w:t>e</w:t>
+              </w:r>
+              <w:r>
+                <w:rPr>
+                  <w:rStyle w:val="Hyperlink"/>
+                </w:rPr>
+                <w:t>-Cold-warm</w:t>
               </w:r>
             </w:hyperlink>
           </w:p>
@@ -690,9 +781,12 @@
                 <w:rPr>
                   <w:rStyle w:val="Hyperlink"/>
                 </w:rPr>
-                <w:t>Alica</w:t>
+                <w:t>Alic</w:t>
               </w:r>
             </w:hyperlink>
+            <w:r>
+              <w:t>e</w:t>
+            </w:r>
           </w:p>
           <w:p/>
           <w:p>
@@ -716,7 +810,19 @@
                 <w:rPr>
                   <w:rStyle w:val="Hyperlink"/>
                 </w:rPr>
-                <w:t>Alica-Cold-warm</w:t>
+                <w:t>Alic</w:t>
+              </w:r>
+              <w:r>
+                <w:rPr>
+                  <w:rStyle w:val="Hyperlink"/>
+                </w:rPr>
+                <w:t>e</w:t>
+              </w:r>
+              <w:r>
+                <w:rPr>
+                  <w:rStyle w:val="Hyperlink"/>
+                </w:rPr>
+                <w:t>-Cold-warm</w:t>
               </w:r>
             </w:hyperlink>
           </w:p>
@@ -741,47 +847,73 @@
           </w:p>
         </w:tc>
       </w:tr>
+      <w:tr>
+        <w:tc>
+          <w:tcPr>
+            <w:tcW w:w="2518" w:type="dxa"/>
+          </w:tcPr>
+          <w:p>
+            <w:r>
+              <w:t>Documentation assessment</w:t>
+            </w:r>
+            <w:r>
+              <w:t>.</w:t>
+            </w:r>
+          </w:p>
+        </w:tc>
+        <w:tc>
+          <w:tcPr>
+            <w:tcW w:w="2293" w:type="dxa"/>
+          </w:tcPr>
+          <w:p>
+            <w:r>
+              <w:t>Pass</w:t>
+            </w:r>
+          </w:p>
+        </w:tc>
+        <w:tc>
+          <w:tcPr>
+            <w:tcW w:w="2033" w:type="dxa"/>
+          </w:tcPr>
+          <w:p>
+            <w:hyperlink r:id="rId26" w:history="1">
+              <w:r>
+                <w:rPr>
+                  <w:rStyle w:val="Hyperlink"/>
+                </w:rPr>
+                <w:t>Link</w:t>
+              </w:r>
+            </w:hyperlink>
+          </w:p>
+        </w:tc>
+        <w:tc>
+          <w:tcPr>
+            <w:tcW w:w="2506" w:type="dxa"/>
+          </w:tcPr>
+          <w:p>
+            <w:r>
+              <w:t xml:space="preserve">The public .NET 11 </w:t>
+            </w:r>
+            <w:proofErr w:type="spellStart"/>
+            <w:r>
+              <w:t>CacheView</w:t>
+            </w:r>
+            <w:proofErr w:type="spellEnd"/>
+            <w:r>
+              <w:t xml:space="preserve"> documentation explicitly states that </w:t>
+            </w:r>
+            <w:proofErr w:type="spellStart"/>
+            <w:r>
+              <w:t>CacheBehavior.Rerender</w:t>
+            </w:r>
+            <w:proofErr w:type="spellEnd"/>
+            <w:r>
+              <w:t xml:space="preserve"> replays originally captured parameters unchanged on cache hits, and the sample’s captured-parent-parameter test directly validates this documented behavior, including the Alice/Bob scenario and recommended mitigations.</w:t>
+            </w:r>
+          </w:p>
+        </w:tc>
+      </w:tr>
     </w:tbl>
-    <w:p>
-      <w:pPr>
-        <w:rPr>
-          <w:b/>
-          <w:bCs/>
-        </w:rPr>
-      </w:pPr>
-    </w:p>
-    <w:p>
-      <w:pPr>
-        <w:pStyle w:val="NormalWeb"/>
-        <w:rPr>
-          <w:rFonts w:asciiTheme="minorHAnsi" w:hAnsiTheme="minorHAnsi"/>
-          <w:color w:val="000000"/>
-        </w:rPr>
-      </w:pPr>
-      <w:r>
-        <w:rPr>
-          <w:rFonts w:asciiTheme="minorHAnsi" w:hAnsiTheme="minorHAnsi"/>
-          <w:color w:val="000000"/>
-        </w:rPr>
-        <w:t xml:space="preserve">While validating the </w:t>
-      </w:r>
-      <w:proofErr w:type="spellStart"/>
-      <w:r>
-        <w:rPr>
-          <w:rFonts w:asciiTheme="minorHAnsi" w:hAnsiTheme="minorHAnsi"/>
-          <w:color w:val="000000"/>
-        </w:rPr>
-        <w:t>CacheView</w:t>
-      </w:r>
-      <w:proofErr w:type="spellEnd"/>
-      <w:r>
-        <w:rPr>
-          <w:rFonts w:asciiTheme="minorHAnsi" w:hAnsiTheme="minorHAnsi"/>
-          <w:color w:val="000000"/>
-        </w:rPr>
-        <w:t xml:space="preserve"> component, I didn't notice any problem or unexpected behavior and almost covered all the validation-mentioned things to try and must hold scenarios.</w:t>
-      </w:r>
-    </w:p>
     <w:p>
       <w:pPr>
         <w:rPr>
